--- a/2301132013-郭耀彬-开题报告.docx
+++ b/2301132013-郭耀彬-开题报告.docx
@@ -2,10 +2,7 @@
 <file path=word/document.xml><?xml version="1.0" encoding="utf-8"?>
 <w:document xmlns:wpc="http://schemas.microsoft.com/office/word/2010/wordprocessingCanvas" xmlns:cx="http://schemas.microsoft.com/office/drawing/2014/chartex" xmlns:cx1="http://schemas.microsoft.com/office/drawing/2015/9/8/chartex" xmlns:cx2="http://schemas.microsoft.com/office/drawing/2015/10/21/chartex" xmlns:cx3="http://schemas.microsoft.com/office/drawing/2016/5/9/chartex" xmlns:cx4="http://schemas.microsoft.com/office/drawing/2016/5/10/chartex" xmlns:cx5="http://schemas.microsoft.com/office/drawing/2016/5/11/chartex" xmlns:cx6="http://schemas.microsoft.com/office/drawing/2016/5/12/chartex" xmlns:cx7="http://schemas.microsoft.com/office/drawing/2016/5/13/chartex" xmlns:cx8="http://schemas.microsoft.com/office/drawing/2016/5/14/chartex" xmlns:mc="http://schemas.openxmlformats.org/markup-compatibility/2006" xmlns:o="urn:schemas-microsoft-com:office:office" xmlns:r="http://schemas.openxmlformats.org/officeDocument/2006/relationships" xmlns:m="http://schemas.openxmlformats.org/officeDocument/2006/math" xmlns:v="urn:schemas-microsoft-com:vml" xmlns:wp14="http://schemas.microsoft.com/office/word/2010/wordprocessingDrawing" xmlns:wp="http://schemas.openxmlformats.org/drawingml/2006/wordprocessingDrawing" xmlns:w="http://schemas.openxmlformats.org/wordprocessingml/2006/main" xmlns:w14="http://schemas.microsoft.com/office/word/2010/wordml" xmlns:w10="urn:schemas-microsoft-com:office:word" xmlns:w15="http://schemas.microsoft.com/office/word/2012/wordml" xmlns:wpg="http://schemas.microsoft.com/office/word/2010/wordprocessingGroup" xmlns:wpi="http://schemas.microsoft.com/office/word/2010/wordprocessingInk" xmlns:wne="http://schemas.microsoft.com/office/word/2006/wordml" xmlns:wps="http://schemas.microsoft.com/office/word/2010/wordprocessingShape" xmlns:wpsCustomData="http://www.wps.cn/officeDocument/2013/wpsCustomData" mc:Ignorable="w14 w15 wp14">
   <w:body>
-    <w:p>
-      <w:bookmarkStart w:id="0" w:name="_GoBack"/>
-      <w:bookmarkEnd w:id="0"/>
-    </w:p>
+    <w:p/>
     <w:p>
       <w:pPr>
         <w:spacing w:line="240" w:lineRule="auto"/>
@@ -337,7 +334,26 @@
                 <w:sz w:val="32"/>
                 <w:szCs w:val="32"/>
               </w:rPr>
-              <w:t>基于ollama大模型的高校学情预测分析</w:t>
+              <w:t>基于</w:t>
+            </w:r>
+            <w:r>
+              <w:rPr>
+                <w:rFonts w:hint="eastAsia" w:ascii="Times New Roman" w:hAnsi="Times New Roman" w:eastAsia="黑体" w:cs="Times New Roman"/>
+                <w:bCs/>
+                <w:sz w:val="32"/>
+                <w:szCs w:val="32"/>
+                <w:lang w:val="en-US" w:eastAsia="zh-CN"/>
+              </w:rPr>
+              <w:t>O</w:t>
+            </w:r>
+            <w:r>
+              <w:rPr>
+                <w:rFonts w:hint="eastAsia" w:ascii="Times New Roman" w:hAnsi="Times New Roman" w:eastAsia="黑体" w:cs="Times New Roman"/>
+                <w:bCs/>
+                <w:sz w:val="32"/>
+                <w:szCs w:val="32"/>
+              </w:rPr>
+              <w:t>llama大模型的高校学情预测分析</w:t>
             </w:r>
           </w:p>
         </w:tc>
@@ -418,7 +434,7 @@
                 <w:sz w:val="32"/>
                 <w:szCs w:val="32"/>
               </w:rPr>
-              <w:t>系统的设计与实现</w:t>
+              <w:t>系统设计与实现</w:t>
             </w:r>
           </w:p>
         </w:tc>
@@ -1244,7 +1260,7 @@
                 <w:sz w:val="32"/>
                 <w:lang w:val="en-US" w:eastAsia="zh-CN"/>
               </w:rPr>
-              <w:t>11</w:t>
+              <w:t>23</w:t>
             </w:r>
             <w:r>
               <w:rPr>
@@ -1403,7 +1419,36 @@
                 <w:szCs w:val="24"/>
                 <w:lang w:val="en-US" w:eastAsia="zh-CN"/>
               </w:rPr>
-              <w:t>基于ollama大模型的高校学情预测分析系统的设计与实现</w:t>
+              <w:t>基于</w:t>
+            </w:r>
+            <w:r>
+              <w:rPr>
+                <w:rFonts w:hint="eastAsia" w:cs="Times New Roman"/>
+                <w:sz w:val="24"/>
+                <w:szCs w:val="24"/>
+                <w:lang w:val="en-US" w:eastAsia="zh-CN"/>
+              </w:rPr>
+              <w:t>O</w:t>
+            </w:r>
+            <w:r>
+              <w:rPr>
+                <w:rFonts w:hint="default" w:ascii="Times New Roman" w:hAnsi="Times New Roman" w:eastAsia="宋体" w:cs="Times New Roman"/>
+                <w:sz w:val="24"/>
+                <w:szCs w:val="24"/>
+                <w:lang w:val="en-US" w:eastAsia="zh-CN"/>
+              </w:rPr>
+              <w:t>llama大模型的高校学情预测分析系统</w:t>
+            </w:r>
+            <w:bookmarkStart w:id="0" w:name="_GoBack"/>
+            <w:bookmarkEnd w:id="0"/>
+            <w:r>
+              <w:rPr>
+                <w:rFonts w:hint="default" w:ascii="Times New Roman" w:hAnsi="Times New Roman" w:eastAsia="宋体" w:cs="Times New Roman"/>
+                <w:sz w:val="24"/>
+                <w:szCs w:val="24"/>
+                <w:lang w:val="en-US" w:eastAsia="zh-CN"/>
+              </w:rPr>
+              <w:t>设计与实现</w:t>
             </w:r>
             <w:r>
               <w:rPr>
@@ -4857,7 +4902,7 @@
                 <w:b/>
                 <w:lang w:val="en-US" w:eastAsia="zh-CN"/>
               </w:rPr>
-              <w:t>11</w:t>
+              <w:t>23</w:t>
             </w:r>
             <w:r>
               <w:rPr>
